--- a/laravel-app/database/data/internship/handbooks/data_science/Beyond_DataScience_Internship_Day_024_Student_Handbook.docx
+++ b/laravel-app/database/data/internship/handbooks/data_science/Beyond_DataScience_Internship_Day_024_Student_Handbook.docx
@@ -38,7 +38,7 @@
           <w:color w:val="1E293B"/>
           <w:sz w:val="28"/>
         </w:rPr>
-        <w:t>Python Foundations</w:t>
+        <w:t>Functions Slopes And Optimization — Configuration Lab</w:t>
       </w:r>
     </w:p>
     <w:p>
@@ -50,7 +50,7 @@
           <w:b w:val="0"/>
           <w:sz w:val="22"/>
         </w:rPr>
-        <w:t>Assessment and reflection. Full student study guide and practical laboratory manual for Beyond Enterprise interns.</w:t>
+        <w:t>Guided laboratory. Full student study guide and practical laboratory manual for Beyond Enterprise interns.</w:t>
       </w:r>
     </w:p>
     <w:tbl>
@@ -141,7 +141,7 @@
               <w:rPr>
                 <w:sz w:val="18"/>
               </w:rPr>
-              <w:t>Assessment and reflection</w:t>
+              <w:t>Guided laboratory</w:t>
             </w:r>
           </w:p>
         </w:tc>
@@ -167,7 +167,7 @@
               <w:rPr>
                 <w:sz w:val="18"/>
               </w:rPr>
-              <w:t>8 hours</w:t>
+              <w:t>8.0 hours</w:t>
             </w:r>
           </w:p>
         </w:tc>
@@ -180,7 +180,7 @@
               <w:rPr>
                 <w:sz w:val="18"/>
               </w:rPr>
-              <w:t>Python, Jupyter, pandas, LibreOffice Calc and public/offline datasets</w:t>
+              <w:t>Python, Jupyter, NumPy, Matplotlib</w:t>
             </w:r>
           </w:p>
         </w:tc>
@@ -198,7 +198,7 @@
           <w:color w:val="0B3F90"/>
           <w:sz w:val="20"/>
         </w:rPr>
-        <w:t>Day 24 objective  Complete the assessment and reflection for Python Foundations: Apply Python foundations safely and explain the result in a professional technical report.</w:t>
+        <w:t>Day 24 objective  Complete the guided laboratory for Functions Slopes And Optimization — Configuration Lab: Complete a supervised applied lab for functions slopes and optimization, record expected versus observed results, diagnose one controlled fault, and restore the approved state.</w:t>
       </w:r>
     </w:p>
     <w:p>
@@ -270,7 +270,7 @@
           <w:b w:val="0"/>
           <w:sz w:val="22"/>
         </w:rPr>
-        <w:t>Submit: Final artifact, demonstration evidence, 150-300 word reflection, and self-score against the rubric..</w:t>
+        <w:t>Submit: Baseline evidence, completed practical artifact, independent verification, safety/restoration record, and short professional report..</w:t>
       </w:r>
     </w:p>
     <w:p>
@@ -619,7 +619,7 @@
           <w:b w:val="0"/>
           <w:sz w:val="20"/>
         </w:rPr>
-        <w:t>Curriculum objective (source of truth): Apply Python foundations safely and explain the result in a professional technical report.</w:t>
+        <w:t>Curriculum objective (source of truth): Complete a supervised applied lab for functions slopes and optimization, record expected versus observed results, diagnose one controlled fault, and restore the approved state.</w:t>
       </w:r>
     </w:p>
     <w:p>
@@ -631,7 +631,7 @@
           <w:b w:val="0"/>
           <w:sz w:val="22"/>
         </w:rPr>
-        <w:t>Explain Python Foundations to a supervisor in under two minutes.</w:t>
+        <w:t>Explain Functions Slopes And Optimization — Configuration Lab to a supervisor in under two minutes.</w:t>
       </w:r>
     </w:p>
     <w:p>
@@ -643,7 +643,7 @@
           <w:b w:val="0"/>
           <w:sz w:val="22"/>
         </w:rPr>
-        <w:t>Configure or verify the approved tools required for Python Foundations.</w:t>
+        <w:t>Configure or verify the approved tools required for Functions Slopes And Optimization — Configuration Lab.</w:t>
       </w:r>
     </w:p>
     <w:p>
@@ -655,7 +655,7 @@
           <w:b w:val="0"/>
           <w:sz w:val="22"/>
         </w:rPr>
-        <w:t>Implement or perform the assessment and reflection practical for this topic.</w:t>
+        <w:t>Implement or perform the guided laboratory practical for this topic.</w:t>
       </w:r>
     </w:p>
     <w:p>
@@ -711,7 +711,7 @@
           <w:b w:val="0"/>
           <w:sz w:val="22"/>
         </w:rPr>
-        <w:t>Define the professional meaning of “Python Foundations” before you use tools. Do not split the title into meaningless words. Connect each concept to today's practical action.</w:t>
+        <w:t>Define the professional meaning of “Functions Slopes And Optimization — Configuration Lab” before you use tools. Do not split the title into meaningless words. Connect each concept to today's practical action.</w:t>
       </w:r>
     </w:p>
     <w:tbl>
@@ -819,7 +819,7 @@
               <w:rPr>
                 <w:sz w:val="18"/>
               </w:rPr>
-              <w:t>Problem framing</w:t>
+              <w:t>Core topic skill</w:t>
             </w:r>
           </w:p>
         </w:tc>
@@ -832,7 +832,7 @@
               <w:rPr>
                 <w:sz w:val="18"/>
               </w:rPr>
-              <w:t>Who needs what, constraints, success criteria</w:t>
+              <w:t>Professional practice for Functions Slopes And Optimization — Configuration Lab</w:t>
             </w:r>
           </w:p>
         </w:tc>
@@ -845,7 +845,7 @@
               <w:rPr>
                 <w:sz w:val="18"/>
               </w:rPr>
-              <w:t>Write a short frame table</w:t>
+              <w:t>Complete today's practical objective</w:t>
             </w:r>
           </w:p>
         </w:tc>
@@ -858,7 +858,7 @@
               <w:rPr>
                 <w:sz w:val="18"/>
               </w:rPr>
-              <w:t>Building the wrong thing</w:t>
+              <w:t>Shallow buzzword-only work</w:t>
             </w:r>
           </w:p>
         </w:tc>
@@ -871,7 +871,7 @@
               <w:rPr>
                 <w:sz w:val="18"/>
               </w:rPr>
-              <w:t>Supervisor review of frame</w:t>
+              <w:t>Demonstrate with evidence</w:t>
             </w:r>
           </w:p>
         </w:tc>
@@ -886,7 +886,7 @@
               <w:rPr>
                 <w:sz w:val="18"/>
               </w:rPr>
-              <w:t>Train vs evaluation data</w:t>
+              <w:t>Tool discipline</w:t>
             </w:r>
           </w:p>
         </w:tc>
@@ -899,7 +899,7 @@
               <w:rPr>
                 <w:sz w:val="18"/>
               </w:rPr>
-              <w:t>Learn on one set; judge on another</w:t>
+              <w:t>Use only approved tools/versions</w:t>
             </w:r>
           </w:p>
         </w:tc>
@@ -912,7 +912,7 @@
               <w:rPr>
                 <w:sz w:val="18"/>
               </w:rPr>
-              <w:t>Keep a held-out TEST set</w:t>
+              <w:t>Verify tools before lab</w:t>
             </w:r>
           </w:p>
         </w:tc>
@@ -925,7 +925,7 @@
               <w:rPr>
                 <w:sz w:val="18"/>
               </w:rPr>
-              <w:t>Testing on training data</w:t>
+              <w:t>Unapproved downloads</w:t>
             </w:r>
           </w:p>
         </w:tc>
@@ -938,7 +938,7 @@
               <w:rPr>
                 <w:sz w:val="18"/>
               </w:rPr>
-              <w:t>Document the split</w:t>
+              <w:t>Official sources only</w:t>
             </w:r>
           </w:p>
         </w:tc>
@@ -953,7 +953,7 @@
               <w:rPr>
                 <w:sz w:val="18"/>
               </w:rPr>
-              <w:t>Human oversight</w:t>
+              <w:t>Professional documentation</w:t>
             </w:r>
           </w:p>
         </w:tc>
@@ -966,7 +966,7 @@
               <w:rPr>
                 <w:sz w:val="18"/>
               </w:rPr>
-              <w:t>A person remains accountable</w:t>
+              <w:t>Clear enough for handover</w:t>
             </w:r>
           </w:p>
         </w:tc>
@@ -979,7 +979,7 @@
               <w:rPr>
                 <w:sz w:val="18"/>
               </w:rPr>
-              <w:t>Disclose AI help; verify claims</w:t>
+              <w:t>Write procedure + results</w:t>
             </w:r>
           </w:p>
         </w:tc>
@@ -992,7 +992,7 @@
               <w:rPr>
                 <w:sz w:val="18"/>
               </w:rPr>
-              <w:t>Blind trust in outputs</w:t>
+              <w:t>Undocumented changes</w:t>
             </w:r>
           </w:p>
         </w:tc>
@@ -1005,7 +1005,7 @@
               <w:rPr>
                 <w:sz w:val="18"/>
               </w:rPr>
-              <w:t>AI/tool disclosure block</w:t>
+              <w:t>README + report template</w:t>
             </w:r>
           </w:p>
         </w:tc>
@@ -1266,7 +1266,7 @@
           <w:b w:val="0"/>
           <w:sz w:val="22"/>
         </w:rPr>
-        <w:t>Tools available: Python, Jupyter, pandas, LibreOffice Calc and public/offline datasets.</w:t>
+        <w:t>Tools available: Python, Jupyter, NumPy, Matplotlib.</w:t>
       </w:r>
     </w:p>
     <w:p>
@@ -1381,7 +1381,7 @@
               <w:rPr>
                 <w:sz w:val="18"/>
               </w:rPr>
-              <w:t>Python, Jupyter, pandas, LibreOffice Calc and public/offline datasets</w:t>
+              <w:t>Python, Jupyter, NumPy, Matplotlib</w:t>
             </w:r>
           </w:p>
         </w:tc>
@@ -1463,7 +1463,7 @@
           <w:b w:val="0"/>
           <w:sz w:val="18"/>
         </w:rPr>
-        <w:t>└── Day_24_Python_Foundations/</w:t>
+        <w:t>└── Day_24_Functions_Slopes_And_Optimization_Configuration_/</w:t>
       </w:r>
     </w:p>
     <w:p>
@@ -1616,7 +1616,7 @@
           <w:b w:val="0"/>
           <w:sz w:val="18"/>
         </w:rPr>
-        <w:t>mkdir Beyond_DataScience_Internship\Day_24_Python_Foundations\evidence, Beyond_DataScience_Internship\Day_24_Python_Foundations\notebooks, Beyond_DataScience_Internship\Day_24_Python_Foundations\src, Beyond_DataScience_Internship\Day_24_Python_Foundations\data, Beyond_DataScience_Internship\Day_24_Python_Foundations\output, Beyond_DataScience_Internship\Day_24_Python_Foundations\report -Force</w:t>
+        <w:t>mkdir Beyond_DataScience_Internship\Day_24_Functions_Slopes_And_Optimization_Configuration_\evidence, Beyond_DataScience_Internship\Day_24_Functions_Slopes_And_Optimization_Configuration_\notebooks, Beyond_DataScience_Internship\Day_24_Functions_Slopes_And_Optimization_Configuration_\src, Beyond_DataScience_Internship\Day_24_Functions_Slopes_And_Optimization_Configuration_\data, Beyond_DataScience_Internship\Day_24_Functions_Slopes_And_Optimization_Configuration_\output, Beyond_DataScience_Internship\Day_24_Functions_Slopes_And_Optimization_Configuration_\report -Force</w:t>
       </w:r>
     </w:p>
     <w:p/>
@@ -1657,7 +1657,7 @@
           <w:b w:val="0"/>
           <w:sz w:val="18"/>
         </w:rPr>
-        <w:t>mkdir -p Beyond_DataScience_Internship/Day_24_Python_Foundations/{evidence,notebooks,src,data,output,report}</w:t>
+        <w:t>mkdir -p Beyond_DataScience_Internship/Day_24_Functions_Slopes_And_Optimization_Configuration_/{evidence,notebooks,src,data,output,report}</w:t>
       </w:r>
     </w:p>
     <w:p/>
@@ -1773,7 +1773,7 @@
           <w:color w:val="0B3F90"/>
           <w:sz w:val="24"/>
         </w:rPr>
-        <w:t>Assessment and reflection: Python Foundations</w:t>
+        <w:t>Guided laboratory: Functions Slopes And Optimization — Configuration Lab</w:t>
       </w:r>
     </w:p>
     <w:p>
@@ -1797,7 +1797,7 @@
           <w:b w:val="0"/>
           <w:sz w:val="20"/>
         </w:rPr>
-        <w:t>• Complete the practical assessment for Python foundations, demonstrate the result, and explain decisions in your own words.</w:t>
+        <w:t>• Review the Day 24 scope, prerequisite from Day 23, and supervisor instructions before touching software, accounts, cables, power, rigging, networks, or equipment.</w:t>
       </w:r>
     </w:p>
     <w:p>
@@ -1809,7 +1809,7 @@
           <w:b w:val="0"/>
           <w:sz w:val="20"/>
         </w:rPr>
-        <w:t>• Work only in an authorized lab, VM or on equipment assigned by Beyond.</w:t>
+        <w:t>• Confirm the authorized lab/equipment boundary, owner, asset IDs, workspace condition, backup/rollback state, emergency procedure, and any PPE or spotter requirement.</w:t>
       </w:r>
     </w:p>
     <w:p>
@@ -1821,7 +1821,79 @@
           <w:b w:val="0"/>
           <w:sz w:val="20"/>
         </w:rPr>
-        <w:t>• Keep time entries truthful and ask the supervisor before changing production equipment.</w:t>
+        <w:t>• Verify only the approved tools for today: Python, Jupyter, NumPy, Matplotlib. Record versions, firmware, serial/asset references, calibration status, or configuration as relevant. Avoid unnecessary installation or updates.</w:t>
+      </w:r>
+    </w:p>
+    <w:p>
+      <w:pPr>
+        <w:spacing w:after="120"/>
+      </w:pPr>
+      <w:r>
+        <w:rPr>
+          <w:b w:val="0"/>
+          <w:sz w:val="20"/>
+        </w:rPr>
+        <w:t>• Create Day_024_functions_slopes_and_optimization__configuration_lab with evidence, diagrams or src, checklists or tests, output, and report folders.</w:t>
+      </w:r>
+    </w:p>
+    <w:p>
+      <w:pPr>
+        <w:spacing w:after="120"/>
+      </w:pPr>
+      <w:r>
+        <w:rPr>
+          <w:b w:val="0"/>
+          <w:sz w:val="20"/>
+        </w:rPr>
+        <w:t>• Capture a privacy-reviewed baseline photograph/screenshot and record expected result, measurement units, acceptance limit, and stop condition.</w:t>
+      </w:r>
+    </w:p>
+    <w:p>
+      <w:pPr>
+        <w:spacing w:after="120"/>
+      </w:pPr>
+      <w:r>
+        <w:rPr>
+          <w:b w:val="0"/>
+          <w:sz w:val="20"/>
+        </w:rPr>
+        <w:t>• Complete the practical objective: Complete a supervised applied lab for functions slopes and optimization, record expected versus observed results, diagnose one controlled fault, and restore the approved state.</w:t>
+      </w:r>
+    </w:p>
+    <w:p>
+      <w:pPr>
+        <w:spacing w:after="120"/>
+      </w:pPr>
+      <w:r>
+        <w:rPr>
+          <w:b w:val="0"/>
+          <w:sz w:val="20"/>
+        </w:rPr>
+        <w:t>• Introduce or analyze only an approved controlled fault/edge case. Troubleshoot systematically, preserve evidence, and return the lab/equipment to its approved state.</w:t>
+      </w:r>
+    </w:p>
+    <w:p>
+      <w:pPr>
+        <w:spacing w:after="120"/>
+      </w:pPr>
+      <w:r>
+        <w:rPr>
+          <w:b w:val="0"/>
+          <w:sz w:val="20"/>
+        </w:rPr>
+        <w:t>• Verify independently through a second instrument/path/test, clean rerun, configuration comparison, peer check, or supervisor sign-off. Distinguish evidence from proof.</w:t>
+      </w:r>
+    </w:p>
+    <w:p>
+      <w:pPr>
+        <w:spacing w:after="120"/>
+      </w:pPr>
+      <w:r>
+        <w:rPr>
+          <w:b w:val="0"/>
+          <w:sz w:val="20"/>
+        </w:rPr>
+        <w:t>• Complete the discipline safety/ethics checklist, inventory/custody or cleanup check, and a professional report with honest limitations and assistance disclosure.</w:t>
       </w:r>
     </w:p>
     <w:p>
@@ -1847,7 +1919,7 @@
           <w:b w:val="0"/>
           <w:sz w:val="18"/>
         </w:rPr>
-        <w:t># day_24_lab.py — Assessment and reflection: Python Foundations</w:t>
+        <w:t># day_24_lab.py — Guided laboratory: Functions Slopes And Optimization — Configuration Lab</w:t>
       </w:r>
     </w:p>
     <w:p>
@@ -1889,7 +1961,7 @@
           <w:b w:val="0"/>
           <w:sz w:val="18"/>
         </w:rPr>
-        <w:t>"""Day 24 practical starter for Python Foundations.</w:t>
+        <w:t>"""Day 24 practical starter for Functions Slopes And Optimization — Configuration Lab.</w:t>
       </w:r>
     </w:p>
     <w:p>
@@ -2071,7 +2143,7 @@
           <w:b w:val="0"/>
           <w:sz w:val="18"/>
         </w:rPr>
-        <w:t xml:space="preserve">    print("Program topic:", 'Python Foundations')</w:t>
+        <w:t xml:space="preserve">    print("Program topic:", 'Functions Slopes And Optimization — Configuration Lab')</w:t>
       </w:r>
     </w:p>
     <w:p>
@@ -2085,7 +2157,7 @@
           <w:b w:val="0"/>
           <w:sz w:val="18"/>
         </w:rPr>
-        <w:t xml:space="preserve">    print("Day mode:", 'Assessment and reflection')</w:t>
+        <w:t xml:space="preserve">    print("Day mode:", 'Guided laboratory')</w:t>
       </w:r>
     </w:p>
     <w:p>
@@ -5690,7 +5762,7 @@
           <w:b w:val="0"/>
           <w:sz w:val="22"/>
         </w:rPr>
-        <w:t>Objective addressed for Python Foundations</w:t>
+        <w:t>Objective addressed for Functions Slopes And Optimization — Configuration Lab</w:t>
       </w:r>
     </w:p>
     <w:p>
@@ -5702,7 +5774,7 @@
           <w:b w:val="0"/>
           <w:sz w:val="22"/>
         </w:rPr>
-        <w:t>Assessment and reflection practical completed</w:t>
+        <w:t>Guided laboratory practical completed</w:t>
       </w:r>
     </w:p>
     <w:p>
@@ -5794,7 +5866,7 @@
           <w:b w:val="0"/>
           <w:sz w:val="22"/>
         </w:rPr>
-        <w:t>Matches: Final artifact, demonstration evidence, 150-300 word reflection, and self-score against the rubric.</w:t>
+        <w:t>Matches: Baseline evidence, completed practical artifact, independent verification, safety/restoration record, and short professional report.</w:t>
       </w:r>
     </w:p>
     <w:p>
@@ -5826,7 +5898,7 @@
           <w:b w:val="0"/>
           <w:sz w:val="22"/>
         </w:rPr>
-        <w:t>Explain Python Foundations without reading.</w:t>
+        <w:t>Explain Functions Slopes And Optimization — Configuration Lab without reading.</w:t>
       </w:r>
     </w:p>
     <w:p>
@@ -5918,7 +5990,7 @@
           <w:b w:val="0"/>
           <w:sz w:val="22"/>
         </w:rPr>
-        <w:t>Today is Day 24 (Assessment and reflection) on Python Foundations. I worked only in the authorized Beyond data analysis lab. I completed the practical objective, verified with a second check, and packaged evidence. Main risk: unauthorized or unsafe action; control: checklist + supervisor escalation. Limitation: classroom/lab scope only. Next: continue the topic cycle and keep documentation reproducible.</w:t>
+        <w:t>Today is Day 24 (Guided laboratory) on Functions Slopes And Optimization — Configuration Lab. I worked only in the authorized Beyond data analysis lab. I completed the practical objective, verified with a second check, and packaged evidence. Main risk: unauthorized or unsafe action; control: checklist + supervisor escalation. Limitation: classroom/lab scope only. Next: continue the topic cycle and keep documentation reproducible.</w:t>
       </w:r>
     </w:p>
     <w:p>
